--- a/content/w31.docx
+++ b/content/w31.docx
@@ -227,7 +227,7 @@
       </w:r>
     </w:p>
     <w:bookmarkEnd w:id="24"/>
-    <w:bookmarkStart w:id="30" w:name="browse"/>
+    <w:bookmarkStart w:id="31" w:name="browse"/>
     <w:p>
       <w:pPr>
         <w:pStyle w:val="Heading4"/>
@@ -351,13 +351,36 @@
           <w:numId w:val="1004"/>
         </w:numPr>
       </w:pPr>
+      <w:hyperlink r:id="rId28">
+        <w:r>
+          <w:rPr>
+            <w:rStyle w:val="Hyperlink"/>
+          </w:rPr>
+          <w:t xml:space="preserve">“Waymo is having a hard time stopping for school buses”</w:t>
+        </w:r>
+      </w:hyperlink>
+      <w:r>
+        <w:t xml:space="preserve"> </w:t>
+      </w:r>
+      <w:r>
+        <w:t xml:space="preserve">2026.</w:t>
+      </w:r>
+    </w:p>
+    <w:p>
+      <w:pPr>
+        <w:pStyle w:val="Compact"/>
+        <w:numPr>
+          <w:ilvl w:val="0"/>
+          <w:numId w:val="1004"/>
+        </w:numPr>
+      </w:pPr>
       <w:r>
         <w:t xml:space="preserve">Ziegler, Bart. 2023.</w:t>
       </w:r>
       <w:r>
         <w:t xml:space="preserve"> </w:t>
       </w:r>
-      <w:hyperlink r:id="rId28">
+      <w:hyperlink r:id="rId29">
         <w:r>
           <w:rPr>
             <w:rStyle w:val="Hyperlink"/>
@@ -374,7 +397,7 @@
           <w:numId w:val="1004"/>
         </w:numPr>
       </w:pPr>
-      <w:hyperlink r:id="rId29">
+      <w:hyperlink r:id="rId30">
         <w:r>
           <w:rPr>
             <w:rStyle w:val="Hyperlink"/>
@@ -386,8 +409,8 @@
         <w:t xml:space="preserve">, Brookings</w:t>
       </w:r>
     </w:p>
-    <w:bookmarkEnd w:id="30"/>
-    <w:bookmarkStart w:id="38" w:name="additional-resources"/>
+    <w:bookmarkEnd w:id="31"/>
+    <w:bookmarkStart w:id="39" w:name="additional-resources"/>
     <w:p>
       <w:pPr>
         <w:pStyle w:val="Heading4"/>
@@ -410,7 +433,7 @@
       <w:r>
         <w:t xml:space="preserve"> </w:t>
       </w:r>
-      <w:hyperlink r:id="rId31">
+      <w:hyperlink r:id="rId32">
         <w:r>
           <w:rPr>
             <w:rStyle w:val="Hyperlink"/>
@@ -433,7 +456,7 @@
       <w:r>
         <w:t xml:space="preserve"> </w:t>
       </w:r>
-      <w:hyperlink r:id="rId32">
+      <w:hyperlink r:id="rId33">
         <w:r>
           <w:rPr>
             <w:rStyle w:val="Hyperlink"/>
@@ -456,7 +479,7 @@
       <w:r>
         <w:t xml:space="preserve"> </w:t>
       </w:r>
-      <w:hyperlink r:id="rId33">
+      <w:hyperlink r:id="rId34">
         <w:r>
           <w:rPr>
             <w:rStyle w:val="Hyperlink"/>
@@ -479,7 +502,7 @@
       <w:r>
         <w:t xml:space="preserve"> </w:t>
       </w:r>
-      <w:hyperlink r:id="rId34">
+      <w:hyperlink r:id="rId35">
         <w:r>
           <w:rPr>
             <w:rStyle w:val="Hyperlink"/>
@@ -502,7 +525,7 @@
       <w:r>
         <w:t xml:space="preserve"> </w:t>
       </w:r>
-      <w:hyperlink r:id="rId35">
+      <w:hyperlink r:id="rId36">
         <w:r>
           <w:rPr>
             <w:rStyle w:val="Hyperlink"/>
@@ -519,7 +542,7 @@
           <w:numId w:val="1005"/>
         </w:numPr>
       </w:pPr>
-      <w:hyperlink r:id="rId36">
+      <w:hyperlink r:id="rId37">
         <w:r>
           <w:rPr>
             <w:rStyle w:val="Hyperlink"/>
@@ -558,7 +581,7 @@
       <w:r>
         <w:t xml:space="preserve"> </w:t>
       </w:r>
-      <w:hyperlink r:id="rId37">
+      <w:hyperlink r:id="rId38">
         <w:r>
           <w:rPr>
             <w:rStyle w:val="Hyperlink"/>
@@ -567,8 +590,8 @@
         </w:r>
       </w:hyperlink>
     </w:p>
-    <w:bookmarkEnd w:id="38"/>
-    <w:bookmarkStart w:id="42" w:name="submit"/>
+    <w:bookmarkEnd w:id="39"/>
+    <w:bookmarkStart w:id="43" w:name="submit"/>
     <w:p>
       <w:pPr>
         <w:pStyle w:val="Heading4"/>
@@ -630,18 +653,18 @@
                 <wp:inline>
                   <wp:extent cx="152400" cy="152400"/>
                   <wp:effectExtent b="0" l="0" r="0" t="0"/>
-                  <wp:docPr descr="" title="" id="40" name="Picture"/>
+                  <wp:docPr descr="" title="" id="41" name="Picture"/>
                   <a:graphic>
                     <a:graphicData uri="http://schemas.openxmlformats.org/drawingml/2006/picture">
                       <pic:pic>
                         <pic:nvPicPr>
-                          <pic:cNvPr descr="/opt/quarto/share/formats/docx/tip.png" id="41" name="Picture"/>
+                          <pic:cNvPr descr="/opt/quarto/share/formats/docx/tip.png" id="42" name="Picture"/>
                           <pic:cNvPicPr>
                             <a:picLocks noChangeArrowheads="1" noChangeAspect="1"/>
                           </pic:cNvPicPr>
                         </pic:nvPicPr>
                         <pic:blipFill>
-                          <a:blip r:embed="rId39"/>
+                          <a:blip r:embed="rId40"/>
                           <a:stretch>
                             <a:fillRect/>
                           </a:stretch>
@@ -786,7 +809,7 @@
         </w:tc>
       </w:tr>
     </w:tbl>
-    <w:bookmarkEnd w:id="42"/>
+    <w:bookmarkEnd w:id="43"/>
     <w:sectPr>
       <w:footnotePr>
         <w:numRestart w:val="eachSect"/>

--- a/content/w31.docx
+++ b/content/w31.docx
@@ -227,7 +227,7 @@
       </w:r>
     </w:p>
     <w:bookmarkEnd w:id="24"/>
-    <w:bookmarkStart w:id="31" w:name="browse"/>
+    <w:bookmarkStart w:id="32" w:name="browse"/>
     <w:p>
       <w:pPr>
         <w:pStyle w:val="Heading4"/>
@@ -408,9 +408,32 @@
       <w:r>
         <w:t xml:space="preserve">, Brookings</w:t>
       </w:r>
-    </w:p>
-    <w:bookmarkEnd w:id="31"/>
-    <w:bookmarkStart w:id="39" w:name="additional-resources"/>
+      <w:r>
+        <w:br/>
+      </w:r>
+    </w:p>
+    <w:p>
+      <w:pPr>
+        <w:pStyle w:val="Compact"/>
+        <w:numPr>
+          <w:ilvl w:val="0"/>
+          <w:numId w:val="1004"/>
+        </w:numPr>
+      </w:pPr>
+      <w:hyperlink r:id="rId31">
+        <w:r>
+          <w:rPr>
+            <w:rStyle w:val="Hyperlink"/>
+          </w:rPr>
+          <w:t xml:space="preserve">Scientists built a badminton-playing robot with AI-powered skills</w:t>
+        </w:r>
+      </w:hyperlink>
+      <w:r>
+        <w:t xml:space="preserve">. 2025. Ars Technica.</w:t>
+      </w:r>
+    </w:p>
+    <w:bookmarkEnd w:id="32"/>
+    <w:bookmarkStart w:id="40" w:name="additional-resources"/>
     <w:p>
       <w:pPr>
         <w:pStyle w:val="Heading4"/>
@@ -433,7 +456,7 @@
       <w:r>
         <w:t xml:space="preserve"> </w:t>
       </w:r>
-      <w:hyperlink r:id="rId32">
+      <w:hyperlink r:id="rId33">
         <w:r>
           <w:rPr>
             <w:rStyle w:val="Hyperlink"/>
@@ -456,7 +479,7 @@
       <w:r>
         <w:t xml:space="preserve"> </w:t>
       </w:r>
-      <w:hyperlink r:id="rId33">
+      <w:hyperlink r:id="rId34">
         <w:r>
           <w:rPr>
             <w:rStyle w:val="Hyperlink"/>
@@ -479,7 +502,7 @@
       <w:r>
         <w:t xml:space="preserve"> </w:t>
       </w:r>
-      <w:hyperlink r:id="rId34">
+      <w:hyperlink r:id="rId35">
         <w:r>
           <w:rPr>
             <w:rStyle w:val="Hyperlink"/>
@@ -502,7 +525,7 @@
       <w:r>
         <w:t xml:space="preserve"> </w:t>
       </w:r>
-      <w:hyperlink r:id="rId35">
+      <w:hyperlink r:id="rId36">
         <w:r>
           <w:rPr>
             <w:rStyle w:val="Hyperlink"/>
@@ -525,7 +548,7 @@
       <w:r>
         <w:t xml:space="preserve"> </w:t>
       </w:r>
-      <w:hyperlink r:id="rId36">
+      <w:hyperlink r:id="rId37">
         <w:r>
           <w:rPr>
             <w:rStyle w:val="Hyperlink"/>
@@ -542,7 +565,7 @@
           <w:numId w:val="1005"/>
         </w:numPr>
       </w:pPr>
-      <w:hyperlink r:id="rId37">
+      <w:hyperlink r:id="rId38">
         <w:r>
           <w:rPr>
             <w:rStyle w:val="Hyperlink"/>
@@ -581,7 +604,7 @@
       <w:r>
         <w:t xml:space="preserve"> </w:t>
       </w:r>
-      <w:hyperlink r:id="rId38">
+      <w:hyperlink r:id="rId39">
         <w:r>
           <w:rPr>
             <w:rStyle w:val="Hyperlink"/>
@@ -590,8 +613,8 @@
         </w:r>
       </w:hyperlink>
     </w:p>
-    <w:bookmarkEnd w:id="39"/>
-    <w:bookmarkStart w:id="43" w:name="submit"/>
+    <w:bookmarkEnd w:id="40"/>
+    <w:bookmarkStart w:id="44" w:name="submit"/>
     <w:p>
       <w:pPr>
         <w:pStyle w:val="Heading4"/>
@@ -653,18 +676,18 @@
                 <wp:inline>
                   <wp:extent cx="152400" cy="152400"/>
                   <wp:effectExtent b="0" l="0" r="0" t="0"/>
-                  <wp:docPr descr="" title="" id="41" name="Picture"/>
+                  <wp:docPr descr="" title="" id="42" name="Picture"/>
                   <a:graphic>
                     <a:graphicData uri="http://schemas.openxmlformats.org/drawingml/2006/picture">
                       <pic:pic>
                         <pic:nvPicPr>
-                          <pic:cNvPr descr="/opt/quarto/share/formats/docx/tip.png" id="42" name="Picture"/>
+                          <pic:cNvPr descr="/opt/quarto/share/formats/docx/tip.png" id="43" name="Picture"/>
                           <pic:cNvPicPr>
                             <a:picLocks noChangeArrowheads="1" noChangeAspect="1"/>
                           </pic:cNvPicPr>
                         </pic:nvPicPr>
                         <pic:blipFill>
-                          <a:blip r:embed="rId40"/>
+                          <a:blip r:embed="rId41"/>
                           <a:stretch>
                             <a:fillRect/>
                           </a:stretch>
@@ -809,7 +832,7 @@
         </w:tc>
       </w:tr>
     </w:tbl>
-    <w:bookmarkEnd w:id="43"/>
+    <w:bookmarkEnd w:id="44"/>
     <w:sectPr>
       <w:footnotePr>
         <w:numRestart w:val="eachSect"/>

--- a/content/w31.docx
+++ b/content/w31.docx
@@ -34,7 +34,7 @@
         <w:t xml:space="preserve">S2026</w:t>
       </w:r>
     </w:p>
-    <w:bookmarkStart w:id="20" w:name="think"/>
+    <w:bookmarkStart w:id="9" w:name="think"/>
     <w:p>
       <w:pPr>
         <w:pStyle w:val="Heading4"/>
@@ -56,63 +56,7 @@
           <w:i/>
           <w:iCs/>
         </w:rPr>
-        <w:t xml:space="preserve">How important is it for intelligence to be</w:t>
-      </w:r>
-      <w:r>
-        <w:rPr>
-          <w:i/>
-          <w:iCs/>
-        </w:rPr>
-        <w:t xml:space="preserve"> </w:t>
-      </w:r>
-      <w:r>
-        <w:rPr>
-          <w:i/>
-          <w:iCs/>
-        </w:rPr>
-        <w:t xml:space="preserve">“embodied”</w:t>
-      </w:r>
-      <w:r>
-        <w:rPr>
-          <w:i/>
-          <w:iCs/>
-        </w:rPr>
-        <w:t xml:space="preserve"> </w:t>
-      </w:r>
-      <w:r>
-        <w:rPr>
-          <w:i/>
-          <w:iCs/>
-        </w:rPr>
-        <w:t xml:space="preserve">in a physical agent that interacts with the</w:t>
-      </w:r>
-      <w:r>
-        <w:rPr>
-          <w:i/>
-          <w:iCs/>
-        </w:rPr>
-        <w:t xml:space="preserve"> </w:t>
-      </w:r>
-      <w:r>
-        <w:rPr>
-          <w:i/>
-          <w:iCs/>
-        </w:rPr>
-        <w:t xml:space="preserve">“real”</w:t>
-      </w:r>
-      <w:r>
-        <w:rPr>
-          <w:i/>
-          <w:iCs/>
-        </w:rPr>
-        <w:t xml:space="preserve"> </w:t>
-      </w:r>
-      <w:r>
-        <w:rPr>
-          <w:i/>
-          <w:iCs/>
-        </w:rPr>
-        <w:t xml:space="preserve">world, as opposed to digital representations of the world through text, images, video, and the internet? Does embodiment (or lack thereof) change how we think of learning?</w:t>
+        <w:t xml:space="preserve">How important is it for intelligence to be “embodied” in a physical agent that interacts with the “real” world, as opposed to digital representations of the world through text, images, video, and the internet? Does embodiment (or lack thereof) change how we think of learning?</w:t>
       </w:r>
     </w:p>
     <w:p>
@@ -131,8 +75,8 @@
         <w:t xml:space="preserve">What about responsibility? Are AI agents responsible for their behavior? Should they be, legally? Should the companies that make them? Does whether agents are embodied change how we think about this responsibility?</w:t>
       </w:r>
     </w:p>
-    <w:bookmarkEnd w:id="20"/>
-    <w:bookmarkStart w:id="22" w:name="listen"/>
+    <w:bookmarkEnd w:id="9"/>
+    <w:bookmarkStart w:id="11" w:name="listen"/>
     <w:p>
       <w:pPr>
         <w:pStyle w:val="Heading4"/>
@@ -172,7 +116,7 @@
         </w:rPr>
         <w:t xml:space="preserve">“</w:t>
       </w:r>
-      <w:hyperlink r:id="rId21">
+      <w:hyperlink r:id="rId10">
         <w:r>
           <w:rPr>
             <w:rStyle w:val="Hyperlink"/>
@@ -190,8 +134,8 @@
         <w:t xml:space="preserve">”</w:t>
       </w:r>
     </w:p>
-    <w:bookmarkEnd w:id="22"/>
-    <w:bookmarkStart w:id="24" w:name="read"/>
+    <w:bookmarkEnd w:id="11"/>
+    <w:bookmarkStart w:id="13" w:name="read"/>
     <w:p>
       <w:pPr>
         <w:pStyle w:val="Heading4"/>
@@ -214,7 +158,7 @@
       <w:r>
         <w:t xml:space="preserve">“</w:t>
       </w:r>
-      <w:hyperlink r:id="rId23">
+      <w:hyperlink r:id="rId12">
         <w:r>
           <w:rPr>
             <w:rStyle w:val="Hyperlink"/>
@@ -226,8 +170,8 @@
         <w:t xml:space="preserve">”</w:t>
       </w:r>
     </w:p>
-    <w:bookmarkEnd w:id="24"/>
-    <w:bookmarkStart w:id="32" w:name="browse"/>
+    <w:bookmarkEnd w:id="13"/>
+    <w:bookmarkStart w:id="21" w:name="browse"/>
     <w:p>
       <w:pPr>
         <w:pStyle w:val="Heading4"/>
@@ -253,7 +197,7 @@
       <w:r>
         <w:t xml:space="preserve">“</w:t>
       </w:r>
-      <w:hyperlink r:id="rId25">
+      <w:hyperlink r:id="rId14">
         <w:r>
           <w:rPr>
             <w:rStyle w:val="Hyperlink"/>
@@ -317,7 +261,7 @@
       <w:r>
         <w:t xml:space="preserve"> </w:t>
       </w:r>
-      <w:hyperlink r:id="rId26">
+      <w:hyperlink r:id="rId15">
         <w:r>
           <w:rPr>
             <w:rStyle w:val="Hyperlink"/>
@@ -334,7 +278,7 @@
           <w:numId w:val="1004"/>
         </w:numPr>
       </w:pPr>
-      <w:hyperlink r:id="rId27">
+      <w:hyperlink r:id="rId16">
         <w:r>
           <w:rPr>
             <w:rStyle w:val="Hyperlink"/>
@@ -351,7 +295,7 @@
           <w:numId w:val="1004"/>
         </w:numPr>
       </w:pPr>
-      <w:hyperlink r:id="rId28">
+      <w:hyperlink r:id="rId17">
         <w:r>
           <w:rPr>
             <w:rStyle w:val="Hyperlink"/>
@@ -380,7 +324,7 @@
       <w:r>
         <w:t xml:space="preserve"> </w:t>
       </w:r>
-      <w:hyperlink r:id="rId29">
+      <w:hyperlink r:id="rId18">
         <w:r>
           <w:rPr>
             <w:rStyle w:val="Hyperlink"/>
@@ -397,7 +341,7 @@
           <w:numId w:val="1004"/>
         </w:numPr>
       </w:pPr>
-      <w:hyperlink r:id="rId30">
+      <w:hyperlink r:id="rId19">
         <w:r>
           <w:rPr>
             <w:rStyle w:val="Hyperlink"/>
@@ -420,7 +364,7 @@
           <w:numId w:val="1004"/>
         </w:numPr>
       </w:pPr>
-      <w:hyperlink r:id="rId31">
+      <w:hyperlink r:id="rId20">
         <w:r>
           <w:rPr>
             <w:rStyle w:val="Hyperlink"/>
@@ -432,8 +376,8 @@
         <w:t xml:space="preserve">. 2025. Ars Technica.</w:t>
       </w:r>
     </w:p>
-    <w:bookmarkEnd w:id="32"/>
-    <w:bookmarkStart w:id="40" w:name="additional-resources"/>
+    <w:bookmarkEnd w:id="21"/>
+    <w:bookmarkStart w:id="29" w:name="additional-resources"/>
     <w:p>
       <w:pPr>
         <w:pStyle w:val="Heading4"/>
@@ -456,7 +400,7 @@
       <w:r>
         <w:t xml:space="preserve"> </w:t>
       </w:r>
-      <w:hyperlink r:id="rId33">
+      <w:hyperlink r:id="rId22">
         <w:r>
           <w:rPr>
             <w:rStyle w:val="Hyperlink"/>
@@ -479,7 +423,7 @@
       <w:r>
         <w:t xml:space="preserve"> </w:t>
       </w:r>
-      <w:hyperlink r:id="rId34">
+      <w:hyperlink r:id="rId23">
         <w:r>
           <w:rPr>
             <w:rStyle w:val="Hyperlink"/>
@@ -502,7 +446,7 @@
       <w:r>
         <w:t xml:space="preserve"> </w:t>
       </w:r>
-      <w:hyperlink r:id="rId35">
+      <w:hyperlink r:id="rId24">
         <w:r>
           <w:rPr>
             <w:rStyle w:val="Hyperlink"/>
@@ -525,7 +469,7 @@
       <w:r>
         <w:t xml:space="preserve"> </w:t>
       </w:r>
-      <w:hyperlink r:id="rId36">
+      <w:hyperlink r:id="rId25">
         <w:r>
           <w:rPr>
             <w:rStyle w:val="Hyperlink"/>
@@ -548,7 +492,7 @@
       <w:r>
         <w:t xml:space="preserve"> </w:t>
       </w:r>
-      <w:hyperlink r:id="rId37">
+      <w:hyperlink r:id="rId26">
         <w:r>
           <w:rPr>
             <w:rStyle w:val="Hyperlink"/>
@@ -565,7 +509,7 @@
           <w:numId w:val="1005"/>
         </w:numPr>
       </w:pPr>
-      <w:hyperlink r:id="rId38">
+      <w:hyperlink r:id="rId27">
         <w:r>
           <w:rPr>
             <w:rStyle w:val="Hyperlink"/>
@@ -604,7 +548,7 @@
       <w:r>
         <w:t xml:space="preserve"> </w:t>
       </w:r>
-      <w:hyperlink r:id="rId39">
+      <w:hyperlink r:id="rId28">
         <w:r>
           <w:rPr>
             <w:rStyle w:val="Hyperlink"/>
@@ -613,8 +557,8 @@
         </w:r>
       </w:hyperlink>
     </w:p>
-    <w:bookmarkEnd w:id="40"/>
-    <w:bookmarkStart w:id="44" w:name="submit"/>
+    <w:bookmarkEnd w:id="29"/>
+    <w:bookmarkStart w:id="33" w:name="submit"/>
     <w:p>
       <w:pPr>
         <w:pStyle w:val="Heading4"/>
@@ -676,18 +620,18 @@
                 <wp:inline>
                   <wp:extent cx="152400" cy="152400"/>
                   <wp:effectExtent b="0" l="0" r="0" t="0"/>
-                  <wp:docPr descr="" title="" id="42" name="Picture"/>
+                  <wp:docPr descr="" title="" id="31" name="Picture"/>
                   <a:graphic>
                     <a:graphicData uri="http://schemas.openxmlformats.org/drawingml/2006/picture">
                       <pic:pic>
                         <pic:nvPicPr>
-                          <pic:cNvPr descr="/opt/quarto/share/formats/docx/tip.png" id="43" name="Picture"/>
+                          <pic:cNvPr descr="/opt/quarto/share/formats/docx/tip.png" id="32" name="Picture"/>
                           <pic:cNvPicPr>
                             <a:picLocks noChangeArrowheads="1" noChangeAspect="1"/>
                           </pic:cNvPicPr>
                         </pic:nvPicPr>
                         <pic:blipFill>
-                          <a:blip r:embed="rId41"/>
+                          <a:blip r:embed="rId30"/>
                           <a:stretch>
                             <a:fillRect/>
                           </a:stretch>
@@ -832,7 +776,7 @@
         </w:tc>
       </w:tr>
     </w:tbl>
-    <w:bookmarkEnd w:id="44"/>
+    <w:bookmarkEnd w:id="33"/>
     <w:sectPr>
       <w:footnotePr>
         <w:numRestart w:val="eachSect"/>
@@ -1078,10 +1022,10 @@
   <w:docDefaults>
     <w:rPrDefault>
       <w:rPr>
-        <w:rFonts w:asciiTheme="minorHAnsi" w:cstheme="minorBidi" w:eastAsiaTheme="minorHAnsi" w:hAnsiTheme="minorHAnsi"/>
+        <w:rFonts w:asciiTheme="minorHAnsi" w:cstheme="minorBidi" w:eastAsiaTheme="minorEastAsia" w:hAnsiTheme="minorHAnsi"/>
         <w:sz w:val="24"/>
         <w:szCs w:val="24"/>
-        <w:lang w:bidi="ar-SA" w:eastAsia="en-US" w:val="en-US"/>
+        <w:lang w:bidi="ar-SA" w:eastAsia="zh-CN" w:val="en-US"/>
       </w:rPr>
     </w:rPrDefault>
     <w:pPrDefault>
@@ -1622,13 +1566,6 @@
       </w:tblCellMar>
     </w:tblPr>
     <w:tblStylePr w:type="firstRow">
-      <w:tblPr>
-        <w:jc w:val="left"/>
-        <w:tblInd w:type="dxa" w:w="0"/>
-      </w:tblPr>
-      <w:trPr>
-        <w:jc w:val="left"/>
-      </w:trPr>
       <w:tcPr>
         <w:tcBorders>
           <w:bottom w:val="single"/>
